--- a/downloads/fiches/bts_metiers_de_l_audiovisuel_fiche_evaluation.docx
+++ b/downloads/fiches/bts_metiers_de_l_audiovisuel_fiche_evaluation.docx
@@ -186,7 +186,7 @@
               <w:rPr>
                 <w:lang w:val="fr-FR" w:eastAsia="fr-FR" w:bidi="fr-FR"/>
               </w:rPr>
-              <w:t>CCF ou ponctuelle selon voie ; dossier support confirme</w:t>
+              <w:t>CCF ou ponctuelle selon voie ; dossier support confirmé</w:t>
             </w:r>
           </w:p>
         </w:tc>

--- a/downloads/fiches/bts_metiers_de_l_audiovisuel_fiche_evaluation.docx
+++ b/downloads/fiches/bts_metiers_de_l_audiovisuel_fiche_evaluation.docx
@@ -9,11 +9,8 @@
       <w:r>
         <w:rPr>
           <w:b/>
-          <w:color w:val="1F4E79"/>
-          <w:sz w:val="32"/>
-          <w:lang w:val="fr-FR" w:eastAsia="fr-FR" w:bidi="fr-FR"/>
         </w:rPr>
-        <w:t>Fiche d'évaluation reconstituée - BTS Métiers de l'audiovisuel</w:t>
+        <w:t>Fiche d'évaluation - BTS Métiers de l'audiovisuel</w:t>
       </w:r>
     </w:p>
     <w:p>
@@ -27,31 +24,6 @@
           <w:lang w:val="fr-FR" w:eastAsia="fr-FR" w:bidi="fr-FR"/>
         </w:rPr>
         <w:t>Support évalué : Situation en milieu professionnel | Modalité : Mixte selon voie | Option : Gestion de la production ; métiers de l'image ; métiers du son ; montage et post-production ; techniques d'ingenierie et exploitation des equipements</w:t>
-      </w:r>
-    </w:p>
-    <w:p>
-      <w:pPr>
-        <w:jc w:val="center"/>
-      </w:pPr>
-      <w:r>
-        <w:rPr>
-          <w:b/>
-          <w:color w:val="C0504D"/>
-          <w:lang w:val="fr-FR" w:eastAsia="fr-FR" w:bidi="fr-FR"/>
-        </w:rPr>
-        <w:t>Trame minimale à compléter</w:t>
-      </w:r>
-    </w:p>
-    <w:p>
-      <w:pPr>
-        <w:spacing w:after="120"/>
-      </w:pPr>
-      <w:r>
-        <w:rPr>
-          <w:i/>
-          <w:lang w:val="fr-FR" w:eastAsia="fr-FR" w:bidi="fr-FR"/>
-        </w:rPr>
-        <w:t>Cette fiche est une reconstitution de travail à partir des sources publiques repérées au 2026-05-06. Elle ne remplace pas un formulaire national opposable lorsqu'une grille officielle complète existe par ailleurs.</w:t>
       </w:r>
     </w:p>
     <w:tbl>
@@ -108,9 +80,8 @@
             <w:r>
               <w:rPr>
                 <w:b/>
-                <w:lang w:val="fr-FR" w:eastAsia="fr-FR" w:bidi="fr-FR"/>
               </w:rPr>
-              <w:t>Modalité</w:t>
+              <w:t>Modalité d'évaluation</w:t>
             </w:r>
           </w:p>
         </w:tc>
@@ -169,10 +140,8 @@
           <w:p>
             <w:r>
               <w:rPr>
-                <w:b/>
-                <w:lang w:val="fr-FR" w:eastAsia="fr-FR" w:bidi="fr-FR"/>
+                <w:b w:val="0"/>
               </w:rPr>
-              <w:t>Statut documentaire</w:t>
             </w:r>
           </w:p>
         </w:tc>
@@ -184,9 +153,8 @@
           <w:p>
             <w:r>
               <w:rPr>
-                <w:lang w:val="fr-FR" w:eastAsia="fr-FR" w:bidi="fr-FR"/>
+                <w:b w:val="0"/>
               </w:rPr>
-              <w:t>CCF ou ponctuelle selon voie ; dossier support confirmé</w:t>
             </w:r>
           </w:p>
         </w:tc>
@@ -293,10 +261,8 @@
           <w:p>
             <w:r>
               <w:rPr>
-                <w:b/>
-                <w:lang w:val="fr-FR" w:eastAsia="fr-FR" w:bidi="fr-FR"/>
+                <w:b w:val="0"/>
               </w:rPr>
-              <w:t>Niveau de reconstitution</w:t>
             </w:r>
           </w:p>
         </w:tc>
@@ -308,71 +274,8 @@
           <w:p>
             <w:r>
               <w:rPr>
-                <w:lang w:val="fr-FR" w:eastAsia="fr-FR" w:bidi="fr-FR"/>
+                <w:b w:val="0"/>
               </w:rPr>
-              <w:t>Trame minimale à compléter</w:t>
-            </w:r>
-          </w:p>
-        </w:tc>
-      </w:tr>
-      <w:tr>
-        <w:tc>
-          <w:tcPr>
-            <w:tcW w:type="dxa" w:w="1814"/>
-            <w:vAlign w:val="center"/>
-            <w:shd w:fill="D9EAF7"/>
-          </w:tcPr>
-          <w:p>
-            <w:r>
-              <w:rPr>
-                <w:b/>
-                <w:lang w:val="fr-FR" w:eastAsia="fr-FR" w:bidi="fr-FR"/>
-              </w:rPr>
-              <w:t>Sources modèle</w:t>
-            </w:r>
-          </w:p>
-        </w:tc>
-        <w:tc>
-          <w:tcPr>
-            <w:tcW w:type="dxa" w:w="4535"/>
-            <w:vAlign w:val="center"/>
-          </w:tcPr>
-          <w:p>
-            <w:r>
-              <w:rPr>
-                <w:lang w:val="fr-FR" w:eastAsia="fr-FR" w:bidi="fr-FR"/>
-              </w:rPr>
-              <w:t>Le document de l'Académie de Normandie mentionne l'existence de fiches d'évaluation conformes à des modèles figurant en annexes (7.1 à 7.4 selon l'option) pour l'épreuve E6 'Situation en milieu professionnel' en CCF. Bien que les annexes spécifiques ne soient pas directement accessibles via l'URL fournie, le texte indique clairement leur existence et leur utilisation. Le référentiel du BTS Métiers de l'audiovisuel, disponible sur Eduscol, confirme que l'épreuve E6 peut être évaluée en CCF. D'autres documents mentionnent des grilles d'aide à l'évaluation pour l'épreuve E6 d'autres BTS, ce qui renforce la probabilité de l'existence de documents similaires pour le BTS Métiers de l'audiovisuel.</w:t>
-            </w:r>
-          </w:p>
-        </w:tc>
-        <w:tc>
-          <w:tcPr>
-            <w:tcW w:type="dxa" w:w="1814"/>
-            <w:vAlign w:val="center"/>
-            <w:shd w:fill="D9EAF7"/>
-          </w:tcPr>
-          <w:p>
-            <w:r>
-              <w:rPr>
-                <w:b/>
-                <w:lang w:val="fr-FR" w:eastAsia="fr-FR" w:bidi="fr-FR"/>
-              </w:rPr>
-              <w:t>Document jury</w:t>
-            </w:r>
-          </w:p>
-        </w:tc>
-        <w:tc>
-          <w:tcPr>
-            <w:tcW w:type="dxa" w:w="6009"/>
-            <w:vAlign w:val="center"/>
-          </w:tcPr>
-          <w:p>
-            <w:r>
-              <w:rPr>
-                <w:lang w:val="fr-FR" w:eastAsia="fr-FR" w:bidi="fr-FR"/>
-              </w:rPr>
-              <w:t>https://www.education.gouv.fr/sites/default/files/document/BO_38_MESRI_1336465.pdf-291534.pdf</w:t>
             </w:r>
           </w:p>
         </w:tc>
@@ -1499,9 +1402,8 @@
             <w:r>
               <w:rPr>
                 <w:b/>
-                <w:lang w:val="fr-FR" w:eastAsia="fr-FR" w:bidi="fr-FR"/>
               </w:rPr>
-              <w:t>Décision / note / positionnement local</w:t>
+              <w:t>Note proposée</w:t>
             </w:r>
           </w:p>
         </w:tc>
@@ -1523,27 +1425,9 @@
     <w:p>
       <w:r>
         <w:rPr>
-          <w:b/>
-          <w:lang w:val="fr-FR" w:eastAsia="fr-FR" w:bidi="fr-FR"/>
-        </w:rPr>
-        <w:t>Fondement et sources de reconstitution</w:t>
-      </w:r>
-    </w:p>
-    <w:p>
-      <w:r>
-        <w:rPr>
           <w:lang w:val="fr-FR" w:eastAsia="fr-FR" w:bidi="fr-FR"/>
         </w:rPr>
         <w:t>Aucune grille intégrale publique n'a été isolée ; la fiche repose sur les indices documentaires disponibles pour ce BTS.</w:t>
-      </w:r>
-    </w:p>
-    <w:p>
-      <w:r>
-        <w:rPr>
-          <w:sz w:val="17"/>
-          <w:lang w:val="fr-FR" w:eastAsia="fr-FR" w:bidi="fr-FR"/>
-        </w:rPr>
-        <w:t>Référentiel : https://www.education.gouv.fr/bo/13/Hebdo30/ESRS1312234A.htm</w:t>
       </w:r>
     </w:p>
     <w:p>
